--- a/Knowledge/3-Work knowledge/1-Software Engineering/2-General Technologies/5-API Ecosystem/5-My Source/2-Mock API Services/1-Mock API Services.docx
+++ b/Knowledge/3-Work knowledge/1-Software Engineering/2-General Technologies/5-API Ecosystem/5-My Source/2-Mock API Services/1-Mock API Services.docx
@@ -42,7 +42,27 @@
           <w:sz w:val="18"/>
           <w:highlight w:val="lightGray"/>
         </w:rPr>
-        <w:t xml:space="preserve">: Persons Table -&gt; ID Column: 1, Name_En Column: Motasem Essam] -&gt; </w:t>
+        <w:t xml:space="preserve">: Persons Table -&gt; ID Column: 1, </w:t>
+      </w:r>
+      <w:proofErr w:type="spellStart"/>
+      <w:r>
+        <w:rPr>
+          <w:rFonts w:ascii="Arial" w:hAnsi="Arial"/>
+          <w:color w:val="000000"/>
+          <w:sz w:val="18"/>
+          <w:highlight w:val="lightGray"/>
+        </w:rPr>
+        <w:t>Name_En</w:t>
+      </w:r>
+      <w:proofErr w:type="spellEnd"/>
+      <w:r>
+        <w:rPr>
+          <w:rFonts w:ascii="Arial" w:hAnsi="Arial"/>
+          <w:color w:val="000000"/>
+          <w:sz w:val="18"/>
+          <w:highlight w:val="lightGray"/>
+        </w:rPr>
+        <w:t xml:space="preserve"> Column: Motasem Essam] -&gt; </w:t>
       </w:r>
       <w:r>
         <w:rPr>
@@ -98,7 +118,43 @@
           <w:sz w:val="18"/>
           <w:highlight w:val="lightGray"/>
         </w:rPr>
-        <w:t xml:space="preserve"> [5/31/2026]</w:t>
+        <w:t xml:space="preserve"> [</w:t>
+      </w:r>
+      <w:r>
+        <w:rPr>
+          <w:rFonts w:ascii="Arial" w:hAnsi="Arial"/>
+          <w:color w:val="000000"/>
+          <w:sz w:val="18"/>
+          <w:highlight w:val="lightGray"/>
+        </w:rPr>
+        <w:t>6</w:t>
+      </w:r>
+      <w:r>
+        <w:rPr>
+          <w:rFonts w:ascii="Arial" w:hAnsi="Arial"/>
+          <w:color w:val="000000"/>
+          <w:sz w:val="18"/>
+          <w:highlight w:val="lightGray"/>
+        </w:rPr>
+        <w:t>/</w:t>
+      </w:r>
+      <w:r>
+        <w:rPr>
+          <w:rFonts w:ascii="Arial" w:hAnsi="Arial"/>
+          <w:color w:val="000000"/>
+          <w:sz w:val="18"/>
+          <w:highlight w:val="lightGray"/>
+        </w:rPr>
+        <w:t>2</w:t>
+      </w:r>
+      <w:r>
+        <w:rPr>
+          <w:rFonts w:ascii="Arial" w:hAnsi="Arial"/>
+          <w:color w:val="000000"/>
+          <w:sz w:val="18"/>
+          <w:highlight w:val="lightGray"/>
+        </w:rPr>
+        <w:t>/2026]</w:t>
       </w:r>
     </w:p>
     <w:p>
@@ -188,7 +244,7 @@
           <w:rFonts w:ascii="Roboto Mono" w:hAnsi="Roboto Mono"/>
         </w:rPr>
         <w:pict w14:anchorId="044289A1">
-          <v:rect id="_x0000_i1115" style="width:0;height:1.5pt" o:hralign="center" o:hrstd="t" o:hr="t" fillcolor="#a0a0a0" stroked="f"/>
+          <v:rect id="_x0000_i1025" style="width:0;height:1.5pt" o:hralign="center" o:hrstd="t" o:hr="t" fillcolor="#a0a0a0" stroked="f"/>
         </w:pict>
       </w:r>
     </w:p>
@@ -224,7 +280,27 @@
           <w:sz w:val="18"/>
           <w:highlight w:val="lightGray"/>
         </w:rPr>
-        <w:t xml:space="preserve">: Persons Table -&gt; ID Column: 1, Name_En Column: Motasem Essam] -&gt; </w:t>
+        <w:t xml:space="preserve">: Persons Table -&gt; ID Column: 1, </w:t>
+      </w:r>
+      <w:proofErr w:type="spellStart"/>
+      <w:r>
+        <w:rPr>
+          <w:rFonts w:ascii="Arial" w:hAnsi="Arial"/>
+          <w:color w:val="000000"/>
+          <w:sz w:val="18"/>
+          <w:highlight w:val="lightGray"/>
+        </w:rPr>
+        <w:t>Name_En</w:t>
+      </w:r>
+      <w:proofErr w:type="spellEnd"/>
+      <w:r>
+        <w:rPr>
+          <w:rFonts w:ascii="Arial" w:hAnsi="Arial"/>
+          <w:color w:val="000000"/>
+          <w:sz w:val="18"/>
+          <w:highlight w:val="lightGray"/>
+        </w:rPr>
+        <w:t xml:space="preserve"> Column: Motasem Essam] -&gt; </w:t>
       </w:r>
       <w:r>
         <w:rPr>
@@ -280,7 +356,7 @@
           <w:sz w:val="18"/>
           <w:highlight w:val="lightGray"/>
         </w:rPr>
-        <w:t xml:space="preserve"> [5/31/2026]</w:t>
+        <w:t xml:space="preserve"> [6/2/2026]</w:t>
       </w:r>
     </w:p>
     <w:p>
@@ -396,7 +472,7 @@
           <w:rFonts w:ascii="Roboto Mono" w:hAnsi="Roboto Mono"/>
         </w:rPr>
         <w:pict w14:anchorId="07A69080">
-          <v:rect id="_x0000_i1116" style="width:0;height:1.5pt" o:hralign="center" o:hrstd="t" o:hr="t" fillcolor="#a0a0a0" stroked="f"/>
+          <v:rect id="_x0000_i1026" style="width:0;height:1.5pt" o:hralign="center" o:hrstd="t" o:hr="t" fillcolor="#a0a0a0" stroked="f"/>
         </w:pict>
       </w:r>
     </w:p>
@@ -439,7 +515,27 @@
           <w:sz w:val="18"/>
           <w:highlight w:val="lightGray"/>
         </w:rPr>
-        <w:t xml:space="preserve">: Persons Table -&gt; ID Column: 1, Name_En Column: Motasem Essam] -&gt; </w:t>
+        <w:t xml:space="preserve">: Persons Table -&gt; ID Column: 1, </w:t>
+      </w:r>
+      <w:proofErr w:type="spellStart"/>
+      <w:r>
+        <w:rPr>
+          <w:rFonts w:ascii="Arial" w:hAnsi="Arial"/>
+          <w:color w:val="000000"/>
+          <w:sz w:val="18"/>
+          <w:highlight w:val="lightGray"/>
+        </w:rPr>
+        <w:t>Name_En</w:t>
+      </w:r>
+      <w:proofErr w:type="spellEnd"/>
+      <w:r>
+        <w:rPr>
+          <w:rFonts w:ascii="Arial" w:hAnsi="Arial"/>
+          <w:color w:val="000000"/>
+          <w:sz w:val="18"/>
+          <w:highlight w:val="lightGray"/>
+        </w:rPr>
+        <w:t xml:space="preserve"> Column: Motasem Essam] -&gt; </w:t>
       </w:r>
       <w:r>
         <w:rPr>
@@ -495,7 +591,7 @@
           <w:sz w:val="18"/>
           <w:highlight w:val="lightGray"/>
         </w:rPr>
-        <w:t xml:space="preserve"> [5/31/2026]</w:t>
+        <w:t xml:space="preserve"> [6/2/2026]</w:t>
       </w:r>
     </w:p>
     <w:p>
@@ -658,7 +754,7 @@
           <w:rFonts w:ascii="Roboto Mono" w:hAnsi="Roboto Mono"/>
         </w:rPr>
         <w:pict w14:anchorId="1C023C05">
-          <v:rect id="_x0000_i1117" style="width:0;height:1.5pt" o:hralign="center" o:hrstd="t" o:hr="t" fillcolor="#a0a0a0" stroked="f"/>
+          <v:rect id="_x0000_i1027" style="width:0;height:1.5pt" o:hralign="center" o:hrstd="t" o:hr="t" fillcolor="#a0a0a0" stroked="f"/>
         </w:pict>
       </w:r>
     </w:p>
@@ -702,7 +798,27 @@
           <w:sz w:val="18"/>
           <w:highlight w:val="lightGray"/>
         </w:rPr>
-        <w:t xml:space="preserve">: Persons Table -&gt; ID Column: 1, Name_En Column: Motasem Essam] -&gt; </w:t>
+        <w:t xml:space="preserve">: Persons Table -&gt; ID Column: 1, </w:t>
+      </w:r>
+      <w:proofErr w:type="spellStart"/>
+      <w:r>
+        <w:rPr>
+          <w:rFonts w:ascii="Arial" w:hAnsi="Arial"/>
+          <w:color w:val="000000"/>
+          <w:sz w:val="18"/>
+          <w:highlight w:val="lightGray"/>
+        </w:rPr>
+        <w:t>Name_En</w:t>
+      </w:r>
+      <w:proofErr w:type="spellEnd"/>
+      <w:r>
+        <w:rPr>
+          <w:rFonts w:ascii="Arial" w:hAnsi="Arial"/>
+          <w:color w:val="000000"/>
+          <w:sz w:val="18"/>
+          <w:highlight w:val="lightGray"/>
+        </w:rPr>
+        <w:t xml:space="preserve"> Column: Motasem Essam] -&gt; </w:t>
       </w:r>
       <w:r>
         <w:rPr>
@@ -758,7 +874,7 @@
           <w:sz w:val="18"/>
           <w:highlight w:val="lightGray"/>
         </w:rPr>
-        <w:t xml:space="preserve"> [5/31/2026]</w:t>
+        <w:t xml:space="preserve"> [6/2/2026]</w:t>
       </w:r>
     </w:p>
     <w:p>
@@ -905,7 +1021,7 @@
           <w:rFonts w:ascii="Roboto Mono" w:hAnsi="Roboto Mono"/>
         </w:rPr>
         <w:pict w14:anchorId="1CC5442A">
-          <v:rect id="_x0000_i1118" style="width:0;height:1.5pt" o:hralign="center" o:hrstd="t" o:hr="t" fillcolor="#a0a0a0" stroked="f"/>
+          <v:rect id="_x0000_i1028" style="width:0;height:1.5pt" o:hralign="center" o:hrstd="t" o:hr="t" fillcolor="#a0a0a0" stroked="f"/>
         </w:pict>
       </w:r>
     </w:p>
@@ -935,7 +1051,27 @@
           <w:sz w:val="18"/>
           <w:highlight w:val="lightGray"/>
         </w:rPr>
-        <w:t xml:space="preserve">: Persons Table -&gt; ID Column: 1, Name_En Column: Motasem Essam] -&gt; </w:t>
+        <w:t xml:space="preserve">: Persons Table -&gt; ID Column: 1, </w:t>
+      </w:r>
+      <w:proofErr w:type="spellStart"/>
+      <w:r>
+        <w:rPr>
+          <w:rFonts w:ascii="Arial" w:hAnsi="Arial"/>
+          <w:color w:val="000000"/>
+          <w:sz w:val="18"/>
+          <w:highlight w:val="lightGray"/>
+        </w:rPr>
+        <w:t>Name_En</w:t>
+      </w:r>
+      <w:proofErr w:type="spellEnd"/>
+      <w:r>
+        <w:rPr>
+          <w:rFonts w:ascii="Arial" w:hAnsi="Arial"/>
+          <w:color w:val="000000"/>
+          <w:sz w:val="18"/>
+          <w:highlight w:val="lightGray"/>
+        </w:rPr>
+        <w:t xml:space="preserve"> Column: Motasem Essam] -&gt; </w:t>
       </w:r>
       <w:r>
         <w:rPr>
@@ -991,7 +1127,7 @@
           <w:sz w:val="18"/>
           <w:highlight w:val="lightGray"/>
         </w:rPr>
-        <w:t xml:space="preserve"> [5/31/2026]</w:t>
+        <w:t xml:space="preserve"> [6/2/2026]</w:t>
       </w:r>
     </w:p>
     <w:p>
@@ -1039,7 +1175,7 @@
           <w:rFonts w:ascii="Roboto Mono" w:hAnsi="Roboto Mono"/>
         </w:rPr>
         <w:pict w14:anchorId="56D4C983">
-          <v:rect id="_x0000_i1119" style="width:0;height:1.5pt" o:hralign="center" o:hrstd="t" o:hr="t" fillcolor="#a0a0a0" stroked="f"/>
+          <v:rect id="_x0000_i1029" style="width:0;height:1.5pt" o:hralign="center" o:hrstd="t" o:hr="t" fillcolor="#a0a0a0" stroked="f"/>
         </w:pict>
       </w:r>
     </w:p>
@@ -1069,7 +1205,27 @@
           <w:sz w:val="18"/>
           <w:highlight w:val="lightGray"/>
         </w:rPr>
-        <w:t xml:space="preserve">: Persons Table -&gt; ID Column: 1, Name_En Column: Motasem Essam] -&gt; </w:t>
+        <w:t xml:space="preserve">: Persons Table -&gt; ID Column: 1, </w:t>
+      </w:r>
+      <w:proofErr w:type="spellStart"/>
+      <w:r>
+        <w:rPr>
+          <w:rFonts w:ascii="Arial" w:hAnsi="Arial"/>
+          <w:color w:val="000000"/>
+          <w:sz w:val="18"/>
+          <w:highlight w:val="lightGray"/>
+        </w:rPr>
+        <w:t>Name_En</w:t>
+      </w:r>
+      <w:proofErr w:type="spellEnd"/>
+      <w:r>
+        <w:rPr>
+          <w:rFonts w:ascii="Arial" w:hAnsi="Arial"/>
+          <w:color w:val="000000"/>
+          <w:sz w:val="18"/>
+          <w:highlight w:val="lightGray"/>
+        </w:rPr>
+        <w:t xml:space="preserve"> Column: Motasem Essam] -&gt; </w:t>
       </w:r>
       <w:r>
         <w:rPr>
@@ -1125,7 +1281,7 @@
           <w:sz w:val="18"/>
           <w:highlight w:val="lightGray"/>
         </w:rPr>
-        <w:t xml:space="preserve"> [5/31/2026]</w:t>
+        <w:t xml:space="preserve"> [6/2/2026]</w:t>
       </w:r>
     </w:p>
     <w:p>
@@ -1220,7 +1376,7 @@
           <w:rFonts w:ascii="Roboto Mono" w:hAnsi="Roboto Mono"/>
         </w:rPr>
         <w:pict w14:anchorId="3C4380A7">
-          <v:rect id="_x0000_i1120" style="width:0;height:1.5pt" o:hralign="center" o:hrstd="t" o:hr="t" fillcolor="#a0a0a0" stroked="f"/>
+          <v:rect id="_x0000_i1030" style="width:0;height:1.5pt" o:hralign="center" o:hrstd="t" o:hr="t" fillcolor="#a0a0a0" stroked="f"/>
         </w:pict>
       </w:r>
     </w:p>
@@ -1250,7 +1406,27 @@
           <w:sz w:val="18"/>
           <w:highlight w:val="lightGray"/>
         </w:rPr>
-        <w:t xml:space="preserve">: Persons Table -&gt; ID Column: 1, Name_En Column: Motasem Essam] -&gt; </w:t>
+        <w:t xml:space="preserve">: Persons Table -&gt; ID Column: 1, </w:t>
+      </w:r>
+      <w:proofErr w:type="spellStart"/>
+      <w:r>
+        <w:rPr>
+          <w:rFonts w:ascii="Arial" w:hAnsi="Arial"/>
+          <w:color w:val="000000"/>
+          <w:sz w:val="18"/>
+          <w:highlight w:val="lightGray"/>
+        </w:rPr>
+        <w:t>Name_En</w:t>
+      </w:r>
+      <w:proofErr w:type="spellEnd"/>
+      <w:r>
+        <w:rPr>
+          <w:rFonts w:ascii="Arial" w:hAnsi="Arial"/>
+          <w:color w:val="000000"/>
+          <w:sz w:val="18"/>
+          <w:highlight w:val="lightGray"/>
+        </w:rPr>
+        <w:t xml:space="preserve"> Column: Motasem Essam] -&gt; </w:t>
       </w:r>
       <w:r>
         <w:rPr>
@@ -1306,7 +1482,7 @@
           <w:sz w:val="18"/>
           <w:highlight w:val="lightGray"/>
         </w:rPr>
-        <w:t xml:space="preserve"> [5/31/2026]</w:t>
+        <w:t xml:space="preserve"> [6/2/2026]</w:t>
       </w:r>
     </w:p>
     <w:p>
@@ -1354,7 +1530,7 @@
           <w:rFonts w:ascii="Roboto Mono" w:hAnsi="Roboto Mono"/>
         </w:rPr>
         <w:pict w14:anchorId="04AB6D40">
-          <v:rect id="_x0000_i1121" style="width:0;height:1.5pt" o:hralign="center" o:hrstd="t" o:hr="t" fillcolor="#a0a0a0" stroked="f"/>
+          <v:rect id="_x0000_i1031" style="width:0;height:1.5pt" o:hralign="center" o:hrstd="t" o:hr="t" fillcolor="#a0a0a0" stroked="f"/>
         </w:pict>
       </w:r>
     </w:p>
@@ -1377,8 +1553,13 @@
         <w:pStyle w:val="Heading3"/>
       </w:pPr>
       <w:r>
-        <w:t>1. JSONPlaceholder</w:t>
-      </w:r>
+        <w:t xml:space="preserve">1. </w:t>
+      </w:r>
+      <w:proofErr w:type="spellStart"/>
+      <w:r>
+        <w:t>JSONPlaceholder</w:t>
+      </w:r>
+      <w:proofErr w:type="spellEnd"/>
     </w:p>
     <w:p>
       <w:r>
@@ -1398,7 +1579,27 @@
           <w:sz w:val="18"/>
           <w:highlight w:val="lightGray"/>
         </w:rPr>
-        <w:t xml:space="preserve">: Persons Table -&gt; ID Column: 1, Name_En Column: Motasem Essam] -&gt; </w:t>
+        <w:t xml:space="preserve">: Persons Table -&gt; ID Column: 1, </w:t>
+      </w:r>
+      <w:proofErr w:type="spellStart"/>
+      <w:r>
+        <w:rPr>
+          <w:rFonts w:ascii="Arial" w:hAnsi="Arial"/>
+          <w:color w:val="000000"/>
+          <w:sz w:val="18"/>
+          <w:highlight w:val="lightGray"/>
+        </w:rPr>
+        <w:t>Name_En</w:t>
+      </w:r>
+      <w:proofErr w:type="spellEnd"/>
+      <w:r>
+        <w:rPr>
+          <w:rFonts w:ascii="Arial" w:hAnsi="Arial"/>
+          <w:color w:val="000000"/>
+          <w:sz w:val="18"/>
+          <w:highlight w:val="lightGray"/>
+        </w:rPr>
+        <w:t xml:space="preserve"> Column: Motasem Essam] -&gt; </w:t>
       </w:r>
       <w:r>
         <w:rPr>
@@ -1454,7 +1655,7 @@
           <w:sz w:val="18"/>
           <w:highlight w:val="lightGray"/>
         </w:rPr>
-        <w:t xml:space="preserve"> [5/31/2026]</w:t>
+        <w:t xml:space="preserve"> [6/2/2026]</w:t>
       </w:r>
     </w:p>
     <w:p>
@@ -1464,6 +1665,7 @@
         </w:rPr>
       </w:pPr>
       <w:hyperlink r:id="rId7" w:tgtFrame="_blank" w:history="1">
+        <w:proofErr w:type="spellStart"/>
         <w:r>
           <w:rPr>
             <w:rStyle w:val="Hyperlink"/>
@@ -1471,6 +1673,7 @@
           </w:rPr>
           <w:t>JSONPlaceholder</w:t>
         </w:r>
+        <w:proofErr w:type="spellEnd"/>
       </w:hyperlink>
       <w:r>
         <w:rPr>
@@ -1491,7 +1694,7 @@
           <w:rFonts w:ascii="Roboto Mono" w:hAnsi="Roboto Mono"/>
         </w:rPr>
         <w:pict w14:anchorId="3F8AD6EA">
-          <v:rect id="_x0000_i1122" style="width:0;height:1.5pt" o:hralign="center" o:hrstd="t" o:hr="t" fillcolor="#a0a0a0" stroked="f"/>
+          <v:rect id="_x0000_i1032" style="width:0;height:1.5pt" o:hralign="center" o:hrstd="t" o:hr="t" fillcolor="#a0a0a0" stroked="f"/>
         </w:pict>
       </w:r>
     </w:p>
@@ -1500,8 +1703,13 @@
         <w:pStyle w:val="Heading3"/>
       </w:pPr>
       <w:r>
-        <w:t>2. Mockoon</w:t>
-      </w:r>
+        <w:t xml:space="preserve">2. </w:t>
+      </w:r>
+      <w:proofErr w:type="spellStart"/>
+      <w:r>
+        <w:t>Mockoon</w:t>
+      </w:r>
+      <w:proofErr w:type="spellEnd"/>
     </w:p>
     <w:p>
       <w:r>
@@ -1521,7 +1729,27 @@
           <w:sz w:val="18"/>
           <w:highlight w:val="lightGray"/>
         </w:rPr>
-        <w:t xml:space="preserve">: Persons Table -&gt; ID Column: 1, Name_En Column: Motasem Essam] -&gt; </w:t>
+        <w:t xml:space="preserve">: Persons Table -&gt; ID Column: 1, </w:t>
+      </w:r>
+      <w:proofErr w:type="spellStart"/>
+      <w:r>
+        <w:rPr>
+          <w:rFonts w:ascii="Arial" w:hAnsi="Arial"/>
+          <w:color w:val="000000"/>
+          <w:sz w:val="18"/>
+          <w:highlight w:val="lightGray"/>
+        </w:rPr>
+        <w:t>Name_En</w:t>
+      </w:r>
+      <w:proofErr w:type="spellEnd"/>
+      <w:r>
+        <w:rPr>
+          <w:rFonts w:ascii="Arial" w:hAnsi="Arial"/>
+          <w:color w:val="000000"/>
+          <w:sz w:val="18"/>
+          <w:highlight w:val="lightGray"/>
+        </w:rPr>
+        <w:t xml:space="preserve"> Column: Motasem Essam] -&gt; </w:t>
       </w:r>
       <w:r>
         <w:rPr>
@@ -1577,7 +1805,7 @@
           <w:sz w:val="18"/>
           <w:highlight w:val="lightGray"/>
         </w:rPr>
-        <w:t xml:space="preserve"> [5/31/2026]</w:t>
+        <w:t xml:space="preserve"> [6/2/2026]</w:t>
       </w:r>
     </w:p>
     <w:p>
@@ -1587,6 +1815,7 @@
         </w:rPr>
       </w:pPr>
       <w:hyperlink r:id="rId8" w:tgtFrame="_blank" w:history="1">
+        <w:proofErr w:type="spellStart"/>
         <w:r>
           <w:rPr>
             <w:rStyle w:val="Hyperlink"/>
@@ -1594,6 +1823,7 @@
           </w:rPr>
           <w:t>Mockoon</w:t>
         </w:r>
+        <w:proofErr w:type="spellEnd"/>
       </w:hyperlink>
       <w:r>
         <w:rPr>
@@ -1614,7 +1844,7 @@
           <w:rFonts w:ascii="Roboto Mono" w:hAnsi="Roboto Mono"/>
         </w:rPr>
         <w:pict w14:anchorId="4C639E5B">
-          <v:rect id="_x0000_i1123" style="width:0;height:1.5pt" o:hralign="center" o:hrstd="t" o:hr="t" fillcolor="#a0a0a0" stroked="f"/>
+          <v:rect id="_x0000_i1033" style="width:0;height:1.5pt" o:hralign="center" o:hrstd="t" o:hr="t" fillcolor="#a0a0a0" stroked="f"/>
         </w:pict>
       </w:r>
     </w:p>
@@ -1623,8 +1853,13 @@
         <w:pStyle w:val="Heading3"/>
       </w:pPr>
       <w:r>
-        <w:t>3. MockAPI</w:t>
-      </w:r>
+        <w:t xml:space="preserve">3. </w:t>
+      </w:r>
+      <w:proofErr w:type="spellStart"/>
+      <w:r>
+        <w:t>MockAPI</w:t>
+      </w:r>
+      <w:proofErr w:type="spellEnd"/>
     </w:p>
     <w:p>
       <w:r>
@@ -1644,7 +1879,27 @@
           <w:sz w:val="18"/>
           <w:highlight w:val="lightGray"/>
         </w:rPr>
-        <w:t xml:space="preserve">: Persons Table -&gt; ID Column: 1, Name_En Column: Motasem Essam] -&gt; </w:t>
+        <w:t xml:space="preserve">: Persons Table -&gt; ID Column: 1, </w:t>
+      </w:r>
+      <w:proofErr w:type="spellStart"/>
+      <w:r>
+        <w:rPr>
+          <w:rFonts w:ascii="Arial" w:hAnsi="Arial"/>
+          <w:color w:val="000000"/>
+          <w:sz w:val="18"/>
+          <w:highlight w:val="lightGray"/>
+        </w:rPr>
+        <w:t>Name_En</w:t>
+      </w:r>
+      <w:proofErr w:type="spellEnd"/>
+      <w:r>
+        <w:rPr>
+          <w:rFonts w:ascii="Arial" w:hAnsi="Arial"/>
+          <w:color w:val="000000"/>
+          <w:sz w:val="18"/>
+          <w:highlight w:val="lightGray"/>
+        </w:rPr>
+        <w:t xml:space="preserve"> Column: Motasem Essam] -&gt; </w:t>
       </w:r>
       <w:r>
         <w:rPr>
@@ -1700,7 +1955,7 @@
           <w:sz w:val="18"/>
           <w:highlight w:val="lightGray"/>
         </w:rPr>
-        <w:t xml:space="preserve"> [5/31/2026]</w:t>
+        <w:t xml:space="preserve"> [6/2/2026]</w:t>
       </w:r>
     </w:p>
     <w:p>
@@ -1710,6 +1965,7 @@
         </w:rPr>
       </w:pPr>
       <w:hyperlink r:id="rId9" w:tgtFrame="_blank" w:history="1">
+        <w:proofErr w:type="spellStart"/>
         <w:r>
           <w:rPr>
             <w:rStyle w:val="Hyperlink"/>
@@ -1717,6 +1973,7 @@
           </w:rPr>
           <w:t>MockAPI</w:t>
         </w:r>
+        <w:proofErr w:type="spellEnd"/>
       </w:hyperlink>
       <w:r>
         <w:rPr>
@@ -1737,7 +1994,7 @@
           <w:rFonts w:ascii="Roboto Mono" w:hAnsi="Roboto Mono"/>
         </w:rPr>
         <w:pict w14:anchorId="24BEF09D">
-          <v:rect id="_x0000_i1124" style="width:0;height:1.5pt" o:hralign="center" o:hrstd="t" o:hr="t" fillcolor="#a0a0a0" stroked="f"/>
+          <v:rect id="_x0000_i1034" style="width:0;height:1.5pt" o:hralign="center" o:hrstd="t" o:hr="t" fillcolor="#a0a0a0" stroked="f"/>
         </w:pict>
       </w:r>
     </w:p>
@@ -1767,7 +2024,27 @@
           <w:sz w:val="18"/>
           <w:highlight w:val="lightGray"/>
         </w:rPr>
-        <w:t xml:space="preserve">: Persons Table -&gt; ID Column: 1, Name_En Column: Motasem Essam] -&gt; </w:t>
+        <w:t xml:space="preserve">: Persons Table -&gt; ID Column: 1, </w:t>
+      </w:r>
+      <w:proofErr w:type="spellStart"/>
+      <w:r>
+        <w:rPr>
+          <w:rFonts w:ascii="Arial" w:hAnsi="Arial"/>
+          <w:color w:val="000000"/>
+          <w:sz w:val="18"/>
+          <w:highlight w:val="lightGray"/>
+        </w:rPr>
+        <w:t>Name_En</w:t>
+      </w:r>
+      <w:proofErr w:type="spellEnd"/>
+      <w:r>
+        <w:rPr>
+          <w:rFonts w:ascii="Arial" w:hAnsi="Arial"/>
+          <w:color w:val="000000"/>
+          <w:sz w:val="18"/>
+          <w:highlight w:val="lightGray"/>
+        </w:rPr>
+        <w:t xml:space="preserve"> Column: Motasem Essam] -&gt; </w:t>
       </w:r>
       <w:r>
         <w:rPr>
@@ -1823,7 +2100,7 @@
           <w:sz w:val="18"/>
           <w:highlight w:val="lightGray"/>
         </w:rPr>
-        <w:t xml:space="preserve"> [5/31/2026]</w:t>
+        <w:t xml:space="preserve"> [6/2/2026]</w:t>
       </w:r>
     </w:p>
     <w:p>
@@ -1860,7 +2137,7 @@
           <w:rFonts w:ascii="Roboto Mono" w:hAnsi="Roboto Mono"/>
         </w:rPr>
         <w:pict w14:anchorId="4C216B8F">
-          <v:rect id="_x0000_i1125" style="width:0;height:1.5pt" o:hralign="center" o:hrstd="t" o:hr="t" fillcolor="#a0a0a0" stroked="f"/>
+          <v:rect id="_x0000_i1035" style="width:0;height:1.5pt" o:hralign="center" o:hrstd="t" o:hr="t" fillcolor="#a0a0a0" stroked="f"/>
         </w:pict>
       </w:r>
     </w:p>
@@ -1896,7 +2173,27 @@
           <w:sz w:val="18"/>
           <w:highlight w:val="lightGray"/>
         </w:rPr>
-        <w:t xml:space="preserve">: Persons Table -&gt; ID Column: 1, Name_En Column: Motasem Essam] -&gt; </w:t>
+        <w:t xml:space="preserve">: Persons Table -&gt; ID Column: 1, </w:t>
+      </w:r>
+      <w:proofErr w:type="spellStart"/>
+      <w:r>
+        <w:rPr>
+          <w:rFonts w:ascii="Arial" w:hAnsi="Arial"/>
+          <w:color w:val="000000"/>
+          <w:sz w:val="18"/>
+          <w:highlight w:val="lightGray"/>
+        </w:rPr>
+        <w:t>Name_En</w:t>
+      </w:r>
+      <w:proofErr w:type="spellEnd"/>
+      <w:r>
+        <w:rPr>
+          <w:rFonts w:ascii="Arial" w:hAnsi="Arial"/>
+          <w:color w:val="000000"/>
+          <w:sz w:val="18"/>
+          <w:highlight w:val="lightGray"/>
+        </w:rPr>
+        <w:t xml:space="preserve"> Column: Motasem Essam] -&gt; </w:t>
       </w:r>
       <w:r>
         <w:rPr>
@@ -1952,7 +2249,7 @@
           <w:sz w:val="18"/>
           <w:highlight w:val="lightGray"/>
         </w:rPr>
-        <w:t xml:space="preserve"> [5/31/2026]</w:t>
+        <w:t xml:space="preserve"> [6/2/2026]</w:t>
       </w:r>
     </w:p>
     <w:p>
@@ -2103,7 +2400,7 @@
           <w:rFonts w:ascii="Roboto Mono" w:hAnsi="Roboto Mono"/>
         </w:rPr>
         <w:pict w14:anchorId="39283374">
-          <v:rect id="_x0000_i1126" style="width:0;height:1.5pt" o:hralign="center" o:hrstd="t" o:hr="t" fillcolor="#a0a0a0" stroked="f"/>
+          <v:rect id="_x0000_i1036" style="width:0;height:1.5pt" o:hralign="center" o:hrstd="t" o:hr="t" fillcolor="#a0a0a0" stroked="f"/>
         </w:pict>
       </w:r>
     </w:p>
@@ -2146,7 +2443,27 @@
           <w:sz w:val="18"/>
           <w:highlight w:val="lightGray"/>
         </w:rPr>
-        <w:t xml:space="preserve">: Persons Table -&gt; ID Column: 1, Name_En Column: Motasem Essam] -&gt; </w:t>
+        <w:t xml:space="preserve">: Persons Table -&gt; ID Column: 1, </w:t>
+      </w:r>
+      <w:proofErr w:type="spellStart"/>
+      <w:r>
+        <w:rPr>
+          <w:rFonts w:ascii="Arial" w:hAnsi="Arial"/>
+          <w:color w:val="000000"/>
+          <w:sz w:val="18"/>
+          <w:highlight w:val="lightGray"/>
+        </w:rPr>
+        <w:t>Name_En</w:t>
+      </w:r>
+      <w:proofErr w:type="spellEnd"/>
+      <w:r>
+        <w:rPr>
+          <w:rFonts w:ascii="Arial" w:hAnsi="Arial"/>
+          <w:color w:val="000000"/>
+          <w:sz w:val="18"/>
+          <w:highlight w:val="lightGray"/>
+        </w:rPr>
+        <w:t xml:space="preserve"> Column: Motasem Essam] -&gt; </w:t>
       </w:r>
       <w:r>
         <w:rPr>
@@ -2202,7 +2519,7 @@
           <w:sz w:val="18"/>
           <w:highlight w:val="lightGray"/>
         </w:rPr>
-        <w:t xml:space="preserve"> [5/31/2026]</w:t>
+        <w:t xml:space="preserve"> [6/2/2026]</w:t>
       </w:r>
     </w:p>
     <w:p>
@@ -2704,7 +3021,7 @@
           <w:rFonts w:ascii="Roboto Mono" w:hAnsi="Roboto Mono"/>
         </w:rPr>
         <w:pict w14:anchorId="564AAF33">
-          <v:rect id="_x0000_i1127" style="width:0;height:1.5pt" o:hralign="center" o:hrstd="t" o:hr="t" fillcolor="#a0a0a0" stroked="f"/>
+          <v:rect id="_x0000_i1037" style="width:0;height:1.5pt" o:hralign="center" o:hrstd="t" o:hr="t" fillcolor="#a0a0a0" stroked="f"/>
         </w:pict>
       </w:r>
     </w:p>
@@ -2740,7 +3057,27 @@
           <w:sz w:val="18"/>
           <w:highlight w:val="lightGray"/>
         </w:rPr>
-        <w:t xml:space="preserve">: Persons Table -&gt; ID Column: 1, Name_En Column: Motasem Essam] -&gt; </w:t>
+        <w:t xml:space="preserve">: Persons Table -&gt; ID Column: 1, </w:t>
+      </w:r>
+      <w:proofErr w:type="spellStart"/>
+      <w:r>
+        <w:rPr>
+          <w:rFonts w:ascii="Arial" w:hAnsi="Arial"/>
+          <w:color w:val="000000"/>
+          <w:sz w:val="18"/>
+          <w:highlight w:val="lightGray"/>
+        </w:rPr>
+        <w:t>Name_En</w:t>
+      </w:r>
+      <w:proofErr w:type="spellEnd"/>
+      <w:r>
+        <w:rPr>
+          <w:rFonts w:ascii="Arial" w:hAnsi="Arial"/>
+          <w:color w:val="000000"/>
+          <w:sz w:val="18"/>
+          <w:highlight w:val="lightGray"/>
+        </w:rPr>
+        <w:t xml:space="preserve"> Column: Motasem Essam] -&gt; </w:t>
       </w:r>
       <w:r>
         <w:rPr>
@@ -2796,7 +3133,7 @@
           <w:sz w:val="18"/>
           <w:highlight w:val="lightGray"/>
         </w:rPr>
-        <w:t xml:space="preserve"> [5/31/2026]</w:t>
+        <w:t xml:space="preserve"> [6/2/2026]</w:t>
       </w:r>
     </w:p>
     <w:p>
@@ -2901,7 +3238,7 @@
           <w:rFonts w:ascii="Roboto Mono" w:hAnsi="Roboto Mono"/>
         </w:rPr>
         <w:pict w14:anchorId="7022BFCF">
-          <v:rect id="_x0000_i1129" style="width:0;height:1.5pt" o:hralign="center" o:hrstd="t" o:hr="t" fillcolor="#a0a0a0" stroked="f"/>
+          <v:rect id="_x0000_i1038" style="width:0;height:1.5pt" o:hralign="center" o:hrstd="t" o:hr="t" fillcolor="#a0a0a0" stroked="f"/>
         </w:pict>
       </w:r>
     </w:p>
@@ -2937,7 +3274,27 @@
           <w:sz w:val="18"/>
           <w:highlight w:val="lightGray"/>
         </w:rPr>
-        <w:t xml:space="preserve">: Persons Table -&gt; ID Column: 1, Name_En Column: Motasem Essam] -&gt; </w:t>
+        <w:t xml:space="preserve">: Persons Table -&gt; ID Column: 1, </w:t>
+      </w:r>
+      <w:proofErr w:type="spellStart"/>
+      <w:r>
+        <w:rPr>
+          <w:rFonts w:ascii="Arial" w:hAnsi="Arial"/>
+          <w:color w:val="000000"/>
+          <w:sz w:val="18"/>
+          <w:highlight w:val="lightGray"/>
+        </w:rPr>
+        <w:t>Name_En</w:t>
+      </w:r>
+      <w:proofErr w:type="spellEnd"/>
+      <w:r>
+        <w:rPr>
+          <w:rFonts w:ascii="Arial" w:hAnsi="Arial"/>
+          <w:color w:val="000000"/>
+          <w:sz w:val="18"/>
+          <w:highlight w:val="lightGray"/>
+        </w:rPr>
+        <w:t xml:space="preserve"> Column: Motasem Essam] -&gt; </w:t>
       </w:r>
       <w:r>
         <w:rPr>
@@ -2993,7 +3350,7 @@
           <w:sz w:val="18"/>
           <w:highlight w:val="lightGray"/>
         </w:rPr>
-        <w:t xml:space="preserve"> [5/31/2026]</w:t>
+        <w:t xml:space="preserve"> [6/2/2026]</w:t>
       </w:r>
     </w:p>
     <w:p>
@@ -5008,6 +5365,7 @@
   <w:style w:type="character" w:default="1" w:styleId="DefaultParagraphFont">
     <w:name w:val="Default Paragraph Font"/>
     <w:uiPriority w:val="1"/>
+    <w:semiHidden/>
     <w:unhideWhenUsed/>
   </w:style>
   <w:style w:type="table" w:default="1" w:styleId="TableNormal">
